--- a/交付成果/第三轮修订版/第三轮4周版/读书会17_菩萨道思想（一）_4周资料包（第三版修订）/Word版/第2周_菩萨授记与巴拉密次序_学员版.docx
+++ b/交付成果/第三轮修订版/第三轮4周版/读书会17_菩萨道思想（一）_4周资料包（第三版修订）/Word版/第2周_菩萨授记与巴拉密次序_学员版.docx
@@ -1534,7 +1534,7 @@
         <w:rPr>
           <w:b w:val="0"/>
         </w:rPr>
-        <w:t>[00:01:52.480] 啊，昨天我们学习了标。成就十种巴拉密的十六种素质哈。那。今天呢，我们来看看。就是。我们释迦牟尼佛。他成为菩萨的这个啊故事哈。那。释迦牟尼博士在。燃灯伯的座下受记的。那么从燃灯佛到我们现在，是过了四个阿僧奇，又十万个大劫。也就是在四个阿桑奇加十万个大劫之前呢？啊菩萨出身呢啊。所以那个时候呢，是一个有一个叫很繁荣很繁荣的城市啊，叫不死城啊，叫阿玛拉瓦达，阿玛拉瓦蒂，或者这是一个在很多方面都很好的城市，好，它很美丽啊，这个人们呢，感到生活很幸福。那么在这个不死城里面呢，啊，</w:t>
+        <w:t>[00:01:52.480] 啊，昨天我们学习了标。成就十种巴拉密的十六种素质哈。那。今天呢，我们来看看。就是。我们释迦牟尼佛。他成为菩萨的这个啊故事哈。那。释迦牟尼博士在。燃灯伯的座下受记的。那么从燃灯佛到我们现在，是过了四个阿僧祇，又十万个大劫。也就是在四个阿桑奇加十万个大劫之前呢？啊菩萨出身呢啊。所以那个时候呢，是一个有一个叫很繁荣很繁荣的城市啊，叫不死城啊，叫阿玛拉瓦达，阿玛拉瓦蒂，或者这是一个在很多方面都很好的城市，好，它很美丽啊，这个人们呢，感到生活很幸福。那么在这个不死城里面呢，啊，</w:t>
       </w:r>
     </w:p>
     <w:p>
@@ -1564,7 +1564,7 @@
         <w:rPr>
           <w:b w:val="0"/>
         </w:rPr>
-        <w:t>[00:04:06.830] 所以那么这个婆罗门呢，有一天呢，他正在这个房子的，他这个大房子楼上哈啊，在打坐啊，他就想啊，就是这个生是很苦的。这个生命最终要毁坏啊，也是很苦的，那么会受到老的折磨啊，以及呢？死的时候稀里糊涂的好像愚痴的死去啊，他也是很苦的啊。这个苦呢，这个我们讲过啊，这叫杜康啊，在梵语或者巴黎都是叫杜卡。杜卡呢，那就是不圆满，受逼迫会怀灭啊，这个不恒常的这样一种生存状态啊，称为杜抗。啊，那么。这个苏弥陀呢，须弥陀呢，他认为这些都是逃不过去的啊。所以只要有生呢，就有老病死啊。那么，</w:t>
+        <w:t>[00:04:06.830] 所以那么这个婆罗门呢，有一天呢，他正在这个房子的，他这个大房子楼上哈啊，在打坐啊，他就想啊，就是这个生是很苦的。这个生命最终要毁坏啊，也是很苦的，那么会受到老的折磨啊，以及呢？死的时候稀里糊涂的好像愚痴的死去啊，他也是很苦的啊。这个苦呢，这个我们讲过啊，这叫杜康啊，在梵语或者巴利都是叫杜卡。杜卡呢，那就是不圆满，受逼迫会怀灭啊，这个不恒常的这样一种生存状态啊，称为杜抗。啊，那么。这个苏弥陀呢，须弥陀呢，他认为这些都是逃不过去的啊。所以只要有生呢，就有老病死啊。那么，</w:t>
       </w:r>
     </w:p>
     <w:p>
@@ -1790,7 +1790,7 @@
         <w:rPr>
           <w:b w:val="0"/>
         </w:rPr>
-        <w:t>[00:10:36.950] 那么根据佛种性经里面描述须弥陀菩萨的故事呢？他是在这个大布施之后啊。啊，那这个去修行啊，然后在这个喜马拉雅山啊，他到喜马拉雅山区啊，然后去修行证得五行通，那么这个。啊，</w:t>
+        <w:t>[00:10:36.950] 那么根据佛种姓经里面描述须弥陀菩萨的故事呢？他是在这个大布施之后啊。啊，那这个去修行啊，然后在这个喜马拉雅山啊，他到喜马拉雅山区啊，然后去修行证得五行通，那么这个。啊，</w:t>
       </w:r>
     </w:p>
     <w:p>
@@ -2240,7 +2240,7 @@
         <w:rPr>
           <w:b w:val="0"/>
         </w:rPr>
-        <w:t>[00:23:59.390] 薛弥陀发愿成佛，此时做五体投地之礼的啊，这个这个的时候呢，心中升起啊，我们前面讲的那个至善愿啊，发愿要成佛的愿说，若我愿意，我可在今天即可成为一个漏尽的阿罗汉。但是，像我这样超凡的人，在燃灯佛的教法中证得阿罗汉果与涅槃，而成为一个普通的弟子，这对我有什么好处呢？我将付出至善的精进力，以证得正等正觉啊，三藐三不陀，三藐三菩提。既然我清楚的知道自己是拥有超凡智慧性和精进的非凡人，自私的，独自的脱离生死轮回又有什么好处呢？我将致力于成就佛果，再解救一切众生脱离生死轮回的苦海。</w:t>
+        <w:t>[00:23:59.390] 薛弥陀发愿成佛，此时做五体投地之礼的啊，这个这个的时候呢，心中升起啊，我们前面讲的那个至善愿啊，发愿要成佛的愿说，若我愿意，我可在今天即可成为一个漏尽的阿罗汉。但是，像我这样超凡的人，在燃灯佛的教法中证得阿罗汉果与涅槃，而成为一个普通的弟子，这对我有什么好处呢？我将付出至善的精进力，以证得正等正觉啊，三藐三菩提，三藐三菩提。既然我清楚的知道自己是拥有超凡智慧性和精进的非凡人，自私的，独自的脱离生死轮回又有什么好处呢？我将致力于成就佛果，再解救一切众生脱离生死轮回的苦海。</w:t>
       </w:r>
     </w:p>
     <w:p>
@@ -2293,7 +2293,7 @@
         <w:rPr>
           <w:b w:val="0"/>
         </w:rPr>
-        <w:t>[00:25:23.800] 他边上，我们看到这边上有个女众拿着这个啊，这个莲花的哈，她呢叫苏密达啊，苏密达啊，那个菩萨呢，叫须弥陀，他叫须弥多啊，也就是未来的耶稣陀罗。</w:t>
+        <w:t>[00:25:23.800] 他边上，我们看到这边上有个女众拿着这个啊，这个莲花的哈，她呢叫苏密达啊，苏密达啊，那个菩萨呢，叫须弥陀，他叫须弥多啊，也就是未来的耶输陀罗。</w:t>
       </w:r>
     </w:p>
     <w:p>
@@ -2376,7 +2376,7 @@
         <w:rPr>
           <w:b w:val="0"/>
         </w:rPr>
-        <w:t>[00:28:24.030] 根据经典，这个就称为叫真善行善吧。就即使整个宇宙布满着烧着火红的火炭和尖利的毛，他都会毫不退缩的踏上他们，以证得佛果。</w:t>
+        <w:t>[00:28:24.030] 根据经典，这个就称为叫增上行善吧。就即使整个宇宙布满着烧着火红的火炭和尖利的毛，他都会毫不退缩的踏上他们，以证得佛果。</w:t>
       </w:r>
     </w:p>
     <w:p>
@@ -2564,7 +2564,7 @@
         <w:rPr>
           <w:b w:val="0"/>
         </w:rPr>
-        <w:t>[00:34:08.340] 燃灯佛呢，知道须弥陀具备这八件条件，他就走到泥地上啊，向对着他礼敬的啊，这个须弥陀面前，那运用神通去观察发愿成佛的他在未来是否能够实现心愿。如此省察以后呢？燃灯佛知道须弥陀在四个阿僧奇加四万大劫之后将会成佛，名为gold德玛乔达摩。啊，所以他立在当地，佛陀说了九首。</w:t>
+        <w:t>[00:34:08.340] 燃灯佛呢，知道须弥陀具备这八件条件，他就走到泥地上啊，向对着他礼敬的啊，这个须弥陀面前，那运用神通去观察发愿成佛的他在未来是否能够实现心愿。如此省察以后呢？燃灯佛知道须弥陀在四个阿僧祇加四万大劫之后将会成佛，名为gold德玛乔达摩。啊，所以他立在当地，佛陀说了九首。</w:t>
       </w:r>
     </w:p>
     <w:p>
@@ -2797,7 +2797,7 @@
         <w:rPr>
           <w:b w:val="0"/>
         </w:rPr>
-        <w:t>[00:41:29.060] 二十三尊佛出世的时候呢，他都。这个去做的供养或者修行啊，分别都被这二十三尊佛再授记啊。啊，比如说啊，在这个燃灯佛之后呢，过了一个不可数劫，就是燃灯佛之后呢，过了一个阿僧奇劫，这中间一个阿僧祇劫都没有佛陀。啊，就一个阿僧奇之后才有这个贡丹亚调成如佛出世，</w:t>
+        <w:t>[00:41:29.060] 二十三尊佛出世的时候呢，他都。这个去做的供养或者修行啊，分别都被这二十三尊佛再授记啊。啊，比如说啊，在这个燃灯佛之后呢，过了一个不可数劫，就是燃灯佛之后呢，过了一个阿僧祇劫，这中间一个阿僧祇劫都没有佛陀。啊，就一个阿僧祇之后才有这个贡丹亚调成如佛出世，</w:t>
       </w:r>
     </w:p>
     <w:p>
@@ -11275,7 +11275,7 @@
         <w:rPr>
           <w:b w:val="0"/>
         </w:rPr>
-        <w:t>[00:27:55.980] 啊第一个呢，就是布施波罗蜜啊。布施？什么是布施呢？啊，这个是初始。这个布施给他人啊，这些适当的物品啊，或者啊，这个不管是精神的物品还是外在的物品啊，的施是作为啊，这个这个是布施的意思啊。那。咳咳。在我们的这个心理活动里面啊。这个。这个思心所啊啊就是五十二，如果学过啊为识啊，或者阿毗达摩呢，知道有这个思心所，思心所啊，就是组织我们所有心理素质去做一件事的那个主要素质，我们称为私心所啊，所以布施呢，有需要这个啊这个这个。啊，这个这个思啊，就布施前的思啊，所以在。</w:t>
+        <w:t>[00:27:55.980] 啊第一个呢，就是布施波罗蜜啊。布施？什么是布施呢？啊，这个是初始。这个布施给他人啊，这些适当的物品啊，或者啊，这个不管是精神的物品还是外在的物品啊，的施是作为啊，这个这个是布施的意思啊。那。咳咳。在我们的这个心理活动里面啊。这个。这个思心所啊啊就是五十二，如果学过啊为识啊，或者阿毗达摩呢，知道有这个思心所，思心所啊，就是组织我们所有心理素质去做一件事的那个主要素质，我们称为思心所啊，所以布施呢，有需要这个啊这个这个。啊，这个这个思啊，就布施前的思啊，所以在。</w:t>
       </w:r>
     </w:p>
     <w:p>
@@ -11291,7 +11291,7 @@
         <w:rPr>
           <w:b w:val="0"/>
         </w:rPr>
-        <w:t>[00:29:30.220] 这个施呢，是指在布施当时升起来的心啊，这个或者叫做。波。啊，预示。啊。多意思就是说啊。解脱你对那件物品的那个贪欲的那个思啊，那个想法啊，有那个想法，我们这个布施才能够完成。啊。那这个这个在巴黎叫这个这个蒙加蒙加就是脱离哈这个欲或者舍弃，那只有具备这样的施的舍弃行动呢，才能够形成真正的布施啊。</w:t>
+        <w:t>[00:29:30.220] 这个施呢，是指在布施当时升起来的心啊，这个或者叫做。波。啊，预示。啊。多意思就是说啊。解脱你对那件物品的那个贪欲的那个思啊，那个想法啊，有那个想法，我们这个布施才能够完成。啊。那这个这个在巴利叫这个这个蒙加蒙加就是脱离哈这个欲或者舍弃，那只有具备这样的施的舍弃行动呢，才能够形成真正的布施啊。</w:t>
       </w:r>
     </w:p>
     <w:p>
@@ -11307,7 +11307,7 @@
         <w:rPr>
           <w:b w:val="0"/>
         </w:rPr>
-        <w:t>[00:31:08.960] 我们看到这里。布施的特效呢，就是舍弃。啊，那么它的作用呢，是有两种，一种是实行作用，实行作用就消除我们对布施之物的执着。啊，布施可以去除我们对东西的贪欲。那么，成就的作用呢，就布施的成就作用是获得无暇的财富啊。那么，他现起为就是呈现在你当下的内心的状态是不执着啊。那么，静音呢，是拥有可以布施的东西啊。</w:t>
+        <w:t>[00:31:08.960] 我们看到这里。布施的特相呢，就是舍弃。啊，那么它的作用呢，是有两种，一种是实行作用，实行作用就消除我们对布施之物的执着。啊，布施可以去除我们对东西的贪欲。那么，成就的作用呢，就布施的成就作用是获得无暇的财富啊。那么，他现起为就是呈现在你当下的内心的状态是不执着啊。那么，近因呢，是拥有可以布施的东西啊。</w:t>
       </w:r>
     </w:p>
     <w:p>
@@ -11347,7 +11347,7 @@
         <w:rPr>
           <w:b w:val="0"/>
         </w:rPr>
-        <w:t>[00:33:58.245] 才能够礼敬啊，他服务。这个就不等于说你的布施呢，是布施所有的人啊。那布师和法师呢，也可以个别的称为叫。啊，不知来致敬或者以法来致敬啊，那在巴黎名叫扑家啊，扑家就是敬啊，所以一般上呢，是用来在我们后晚辈啊，供养长辈和这个供养更尊敬的人啊，用这个不加啊。那有些人认为呢，这个布施呢应该分成敬师和摄义师。敬师呢，是用于后生啊，供养长辈或者说信众供养出家人这种致敬设艺师呢，他是长辈啊，这个以善意布施给晚辈，或者是这个下座哈，我们叫上座啊，布施给下座。但是，敬和设艺两者呢都可以适用于上等和下等。</w:t>
+        <w:t>[00:33:58.245] 才能够礼敬啊，他服务。这个就不等于说你的布施呢，是布施所有的人啊。那布师和法师呢，也可以个别的称为叫。啊，不知来致敬或者以法来致敬啊，那在巴利名叫扑家啊，扑家就是敬啊，所以一般上呢，是用来在我们后晚辈啊，供养长辈和这个供养更尊敬的人啊，用这个不加啊。那有些人认为呢，这个布施呢应该分成敬师和摄义师。敬师呢，是用于后生啊，供养长辈或者说信众供养出家人这种致敬设艺师呢，他是长辈啊，这个以善意布施给晚辈，或者是这个下座哈，我们叫上座啊，布施给下座。但是，敬和设艺两者呢都可以适用于上等和下等。</w:t>
       </w:r>
     </w:p>
     <w:p>
@@ -11499,7 +11499,7 @@
         <w:rPr>
           <w:b w:val="0"/>
         </w:rPr>
-        <w:t>[00:45:55.880] 只取师和不执取师就受到可爱和邪见污染的布施是只取师，没有受到可爱和邪见污染的布施呢，是不执取师啊。那么根据论战呢啊，只是受到邪见误导的时候，我们就已经受到污染了啊。所以但是邪见呢，是时常和可爱共存的那举个例子讲呢，</w:t>
+        <w:t>[00:45:55.880] 只取师和不执取师就受到可爱和邪见污染的布施是只取师，没有受到可爱和邪见污染的布施呢，是不执取师啊。那么根据论藏呢啊，只是受到邪见误导的时候，我们就已经受到污染了啊。所以但是邪见呢，是时常和可爱共存的那举个例子讲呢，</w:t>
       </w:r>
     </w:p>
     <w:p>
@@ -11707,7 +11707,7 @@
         <w:rPr>
           <w:b w:val="0"/>
         </w:rPr>
-        <w:t>[00:58:44.320] 他的布施有。这显著的特征也就是布施者具备三种清净啊，他们第一个是布施前感到很快乐，第二布施的时候心很清晰很清净，第三呢，布施以后感到欢喜。而接受的人也具备三种清净性，第一啊，无贪和正致力于解脱。他第二，无称竟致力于解脱，称第三，无痴或正致力于解脱痴啊。所以，诸比丘就好像海洋之水是无量的，这种具备了六项特质的布施之福报是无量的。海洋之水被形容成一团巨大无量的水，同样的，这种具备了六项特质的布施，也带来了巨大无量的福业。</w:t>
+        <w:t>[00:58:44.320] 他的布施有。这显著的特征也就是布施者具备三种清净啊，他们第一个是布施前感到很快乐，第二布施的时候心很清晰很清净，第三呢，布施以后感到欢喜。而接受的人也具备三种清净性，第一啊，无贪和正致力于解脱。他第二，无嗔竟致力于解脱，称第三，无痴或正致力于解脱痴啊。所以，诸比丘就好像海洋之水是无量的，这种具备了六项特质的布施之福报是无量的。海洋之水被形容成一团巨大无量的水，同样的，这种具备了六项特质的布施，也带来了巨大无量的福业。</w:t>
       </w:r>
     </w:p>
     <w:p>
@@ -11795,7 +11795,7 @@
         <w:rPr>
           <w:b w:val="0"/>
         </w:rPr>
-        <w:t>[01:04:25.690] 那第二个阶段呢，我们称为叫做殊胜波罗蜜啊，殊胜波罗蜜在巴黎叫悟巴，巴拉利啊悟巴。啊。</w:t>
+        <w:t>[01:04:25.690] 那第二个阶段呢，我们称为叫做殊胜波罗蜜啊，殊胜波罗蜜在巴利叫悟巴，巴拉利啊悟巴。啊。</w:t>
       </w:r>
     </w:p>
     <w:p>

--- a/交付成果/第三轮修订版/第三轮4周版/读书会17_菩萨道思想（一）_4周资料包（第三版修订）/Word版/第2周_菩萨授记与巴拉密次序_学员版.docx
+++ b/交付成果/第三轮修订版/第三轮4周版/读书会17_菩萨道思想（一）_4周资料包（第三版修订）/Word版/第2周_菩萨授记与巴拉密次序_学员版.docx
@@ -1639,22 +1639,22 @@
         <w:rPr>
           <w:b w:val="0"/>
         </w:rPr>
-        <w:t>[00:06:20.720] 过后呢，他在深入的思维，譬如有一个人掉入粪坑，而沾满粪的人看到远处有一座五种莲花点缀的清澈的水池。如果他见到这个水池之后，仍然不肯去找出通向它的道路啊，这个不是水池的错误，错误而是他自己的错误，就是他浑身都是粪呐。看到有一个清澈的湖水，他不想去洗呀，啊，它不是湖水的错啊，而是自己的错。那么，这个世界上有不死的涅槃池，可以供我们清洗心中的烦恼啊。但是人们如果不去寻找这个涅槃的扶持，就不是涅槃的错啊。</w:t>
-      </w:r>
-    </w:p>
-    <w:p>
-      <w:pPr>
-        <w:ind w:left="170"/>
-        <w:pBdr>
-          <w:left w:val="single" w:sz="18" w:space="4" w:color="1E4620"/>
-        </w:pBdr>
-        <w:shd w:val="clear" w:fill="F2F5FA"/>
-      </w:pPr>
-      <w:r>
-        <w:rPr>
-          <w:b w:val="0"/>
-        </w:rPr>
-        <w:t>[00:07:02.480] 那么再者呢？如果一个人被敌人所困啊，但看到有路可逃，但是他却不逃。那这个不是那条路的错，同样的，如果人为烦恼之敌所困了，见到通往安全的涅槃京城的大道依然不愿逃跑呢？这也不是那个大盗的错。</w:t>
+        <w:t>[00:06:20.720] 过后呢，他在深入的思维，譬如有一个人掉入粪坑，而沾满粪的人看到远处有一座五种莲花点缀的清澈的水池。如果他见到这个水池之后，仍然不肯去找出通向它的道路啊，这个不是水池的错误，错误而是他自己的错误，就是他浑身都是粪呐。看到有一个清澈的湖水，他不想去洗呀，啊，它不是湖水的错啊，而是自己的错。那么，这个世界上有不死的涅槃池，可以供我们清洗心中的烦恼啊。但是人们如果不去寻找这个涅槃池，就不是涅槃的错啊。</w:t>
+      </w:r>
+    </w:p>
+    <w:p>
+      <w:pPr>
+        <w:ind w:left="170"/>
+        <w:pBdr>
+          <w:left w:val="single" w:sz="18" w:space="4" w:color="1E4620"/>
+        </w:pBdr>
+        <w:shd w:val="clear" w:fill="F2F5FA"/>
+      </w:pPr>
+      <w:r>
+        <w:rPr>
+          <w:b w:val="0"/>
+        </w:rPr>
+        <w:t>[00:07:02.480] 那么再者呢？如果一个人被敌人所困啊，但看到有路可逃，但是他却不逃。那这个不是那条路的错，同样的，如果人为烦恼之敌所困了，见到通往安全的涅槃京城的大道依然不愿逃跑呢？这也不是那条大道的错。</w:t>
       </w:r>
     </w:p>
     <w:p>
@@ -1790,7 +1790,7 @@
         <w:rPr>
           <w:b w:val="0"/>
         </w:rPr>
-        <w:t>[00:10:36.950] 那么根据佛种姓经里面描述须弥陀菩萨的故事呢？他是在这个大布施之后啊。啊，那这个去修行啊，然后在这个喜马拉雅山啊，他到喜马拉雅山区啊，然后去修行证得五行通，那么这个。啊，</w:t>
+        <w:t>[00:10:36.950] 那么根据佛种姓经里面描述须弥陀菩萨的故事呢？他是在这个大布施之后啊。啊，那这个去修行啊，然后在这个喜马拉雅山啊，他到喜马拉雅山区啊，然后去修行证得五神通，那么这个。啊，</w:t>
       </w:r>
     </w:p>
     <w:p>
@@ -2421,7 +2421,7 @@
         <w:rPr>
           <w:b w:val="0"/>
         </w:rPr>
-        <w:t>[00:29:25.550] 我们相信呢，如果你是一个我们是一个菩萨道行者啊，那我们首先要观察自己是不是有没有被收集过。那有几个点是很容易被观察到的，就是我们昨天讲到的菩萨只要被授记以后呢，他就绝对不会再说谎啊，他一定是真实语啊，就看我们从小到大有没有说过谎。如果你说过谎，那对不起，你肯定还不是菩萨。啊，那再一个呢，菩萨不会是女性啊。再一个呢，菩萨他有无量的大悲心啊。我们看我们有没有无量的大悲心，然后菩萨有至善愿啊。好。那么对于一个。</w:t>
+        <w:t>[00:29:25.550] 我们相信呢，如果你是一个我们是一个菩萨道行者啊，那我们首先要观察自己是不是有没有被授记过。那有几个点是很容易被观察到的，就是我们昨天讲到的菩萨只要被授记以后呢，他就绝对不会再说谎啊，他一定是真实语啊，就看我们从小到大有没有说过谎。如果你说过谎，那对不起，你肯定还不是菩萨。啊，那再一个呢，菩萨不会是女性啊。再一个呢，菩萨他有无量的大悲心啊。我们看我们有没有无量的大悲心，然后菩萨有至善愿啊。好。那么对于一个。</w:t>
       </w:r>
     </w:p>
     <w:p>
@@ -2564,7 +2564,7 @@
         <w:rPr>
           <w:b w:val="0"/>
         </w:rPr>
-        <w:t>[00:34:08.340] 燃灯佛呢，知道须弥陀具备这八件条件，他就走到泥地上啊，向对着他礼敬的啊，这个须弥陀面前，那运用神通去观察发愿成佛的他在未来是否能够实现心愿。如此省察以后呢？燃灯佛知道须弥陀在四个阿僧祇加四万大劫之后将会成佛，名为gold德玛乔达摩。啊，所以他立在当地，佛陀说了九首。</w:t>
+        <w:t>[00:34:08.340] 燃灯佛呢，知道须弥陀具备这八件条件，他就走到泥地上啊，向对着他礼敬的啊，这个须弥陀面前，那运用神通去观察发愿成佛的他在未来是否能够实现心愿。如此省察以后呢？燃灯佛知道须弥陀在四个阿僧祇加十万大劫之后将会成佛，名为果德玛（乔达摩）。啊，所以他立在当地，佛陀说了九首。</w:t>
       </w:r>
     </w:p>
     <w:p>
@@ -11051,7 +11051,7 @@
         <w:rPr>
           <w:b w:val="0"/>
         </w:rPr>
-        <w:t>[00:16:03.770] 你真的持戒啊，你是不怕那个咒语啊，或者这些魔法的危害。啊。那所以放心修菩萨道呢？他行思，他不是下定决心要证了阿罗法道之和正等正觉吗？如果我们的戒行有缺陷啊，甚至连世俗的事情都不会成就，更不用说是出世间的事了啊。</w:t>
+        <w:t>[00:16:03.770] 你真的持戒啊，你是不怕那个咒语啊，或者这些魔法的危害。啊。那所以放心修菩萨道呢？他行思，他不是下定决意要证得阿拉汉道果和正等正觉吗？如果我们的戒行有缺陷啊，甚至连世俗的事情都不会成就，更不用说是出世间的事了啊。</w:t>
       </w:r>
     </w:p>
     <w:p>
@@ -11067,7 +11067,7 @@
         <w:rPr>
           <w:b w:val="0"/>
         </w:rPr>
-        <w:t>[00:16:43.770] 啊，这个为了救度众生啊，我们未来要教导他们佛法教他们观照无常，苦我三教啊，我们也需要帮助五根未成熟人达到五根成熟啊，就信根啊，精进根啊，练根病根和慧根啊，这个去给错医的啊，错医法的医生是不可信任的。同样的人们不能够信赖没有道德的人的言论啊。如此这样的省察呢，要成为一个值得信赖的人呢，我们必须要有清净的觉行啊，这样才能够解救众生，帮助他们达到五根成熟。</w:t>
+        <w:t>[00:16:43.770] 啊，这个为了救度众生啊，我们未来要教导他们佛法教他们观照无常，苦我三教啊，我们也需要帮助五根未成熟人达到五根成熟啊，就信根、精进根、念根、定根和慧根，这个去给错医的啊，错医法的医生是不可信任的。同样的人们不能够信赖没有道德的人的言论啊。如此这样的省察呢，要成为一个值得信赖的人呢，我们必须要有清净的觉行啊，这样才能够解救众生，帮助他们达到五根成熟。</w:t>
       </w:r>
     </w:p>
     <w:p>
@@ -11203,15 +11203,15 @@
         <w:rPr>
           <w:b w:val="0"/>
         </w:rPr>
-        <w:t>[00:23:23.760] 啊，那省察忍辱波罗蜜好。那忍辱呢，可以去除对抗所有美德的憎恨心，也是一个善者啊，培育种种美德的万灵的工具啊。这个佛陀在成佛之后啊，二十年是没有制戒啊，没有制定戒律。他是只是叫一个叫教戒巴蒂摩卡，就是我们大家很熟悉的啊，这个忍耐是最高的苦刑啊，这个恼害不是沙门啊，诸恶莫作，众善奉行，自净其一世诸佛教。所以佛陀啊，刚刚成佛前二十年，这个弟子们都是非常的优秀啊，不需要自戒，只是守这个教戒巴尼摩卡就够了啊。</w:t>
-      </w:r>
-    </w:p>
-    <w:p>
-      <w:r>
-        <w:rPr>
-          <w:b w:val="0"/>
-        </w:rPr>
-        <w:t>[00:24:13.800] 啊，然后菩萨行思啊，真实波罗蜜他说没有真实就不可能拥有戒行的美德，因为不真实就根本不会去依着愿望去执行啊。就是啊，这两天经常有人问我说，方便万语算不算万语啊？啊，方便万语当然算万语，方便妄语是也是上的习惯的就是不愿意真实啊，而不愿意真实呢，其实他是。这个一种这个很不好的行为啊，因为这个只要不守真实啊，后面的恶行就会跟着来。虽然我们是方便妄语，但是呢，你只要有这个方便妄语的习惯，你其他的这个万语习惯就会上来啊。</w:t>
+        <w:t>[00:23:23.760] 啊，那省察忍辱波罗蜜好。那忍辱呢，可以去除对抗所有美德的憎恨心，也是一个善者啊，培育种种美德的万灵的工具啊。这个佛陀在成佛之后啊，二十年是没有制戒啊，没有制定戒律。他是只是叫一个叫教诫波罗提木叉，就是我们大家很熟悉的啊，这个忍耐是最高的苦刑啊，这个恼害不是沙门啊，诸恶莫作，众善奉行，自净其一世诸佛教。所以佛陀啊，刚刚成佛前二十年，这个弟子们都是非常的优秀啊，不需要自戒，只是守这个教戒巴尼摩卡就够了啊。</w:t>
+      </w:r>
+    </w:p>
+    <w:p>
+      <w:r>
+        <w:rPr>
+          <w:b w:val="0"/>
+        </w:rPr>
+        <w:t>[00:24:13.800] 啊，然后菩萨行思啊，真实波罗蜜他说没有真实就不可能拥有戒行的美德，因为不真实就根本不会去依着愿望去执行啊。就是啊，这两天经常有人问我说，方便妄语算不算妄语啊？啊，方便万语当然算万语，方便妄语是也是上的习惯的就是不愿意真实啊，而不愿意真实呢，其实他是。这个一种这个很不好的行为啊，因为这个只要不守真实啊，后面的恶行就会跟着来。虽然我们是方便妄语，但是呢，你只要有这个方便妄语的习惯，你其他的这个万语习惯就会上来啊。</w:t>
       </w:r>
     </w:p>
     <w:p>
@@ -11235,7 +11235,7 @@
         <w:rPr>
           <w:b w:val="0"/>
         </w:rPr>
-        <w:t>[00:26:29.160] 就是棕色棕色的呢，一个最基础呢就是业果制。</w:t>
+        <w:t>[00:26:29.160] 就是中舍的呢，一个最基础呢就是业果智。</w:t>
       </w:r>
     </w:p>
     <w:p>
@@ -11299,7 +11299,7 @@
         <w:rPr>
           <w:b w:val="0"/>
         </w:rPr>
-        <w:t>[00:30:15.450] 所以在布施之前啊，所以那么在布施里面呢，我们有几种诗啊，一个叫做前诗。啊啊，一个叫中师啊，一个是叫后师啊。也就是说。这个在布施的时候，你在想啊，你来到大佛寺啊，准备做一个布施啊，在准备的那个施呢，叫前思后你去做的时候呢，实实在在去发生的时候呢啊，这个是真正的思啊，我们就讲说这个是中间的思啊。那思布施完以后呢，啊，你就很随喜自己的行为啊啊，觉得啊，我今天完成了一件布施很高兴啊。那这个是后思啊，前思中思后思呢啊都要很好。啊，这个布施才会是这个圆满的啊。好，那么四呢，</w:t>
+        <w:t>[00:30:15.450] 所以在布施之前啊，所以那么在布施里面呢，我们有几种诗啊，一个叫做前思啊，一个叫中思啊，一个是叫后思啊。也就是说。这个在布施的时候，你在想啊，你来到大佛寺啊，准备做一个布施啊，在准备的那个施呢，叫前思后你去做的时候呢，实实在在去发生的时候呢啊，这个是真正的思啊，我们就讲说这个是中间的思啊。那思布施完以后呢，啊，你就很随喜自己的行为啊啊，觉得啊，我今天完成了一件布施很高兴啊。那这个是后思啊，前思中思后思呢啊都要很好。啊，这个布施才会是这个圆满的啊。好，那么四呢，</w:t>
       </w:r>
     </w:p>
     <w:p>
@@ -11667,7 +11667,7 @@
         <w:rPr>
           <w:b w:val="0"/>
         </w:rPr>
-        <w:t>[00:55:05.875] 在五百位这个这个这个比库的这个背后呢，各跪着一只撑着白色滑盖的大象。当照的这个计划准备时，他发现只有四百九十九只温顺的大象，因此他们只好把这个这个这个一啊一只啊，就是很就个比较蛮横的野象呢，这个放在这个紫曼尊者的后面，子曼尊者就那个杀了九百九十九个人的那个啊啊，安古尼玛呢。啊，让他呢，也跟其他的象一样啊，撑着一个白色伞盖的结果呢，这只平常非常野蛮的野象啊，啊，大象啊，他也参加这个仪式，而且很温顺的撑着一只白色伞盖在这个安宫里玛拉尊者的上空啊，就整个市民都感到很惊讶。</w:t>
+        <w:t>[00:55:05.875] 在五百位这个这个这个比库的这个背后呢，各跪着一只撑着白色滑盖的大象。当照的这个计划准备时，他发现只有四百九十九只温顺的大象，因此他们只好把这个这个这个一啊一只啊，就是很就个比较蛮横的野象呢，这个放在这个紫曼尊者的后面，子曼尊者就那个杀了九百九十九个人的那个啊啊，央掘摩罗（Aṅgulimāla）呢。啊，让他呢，也跟其他的象一样啊，撑着一个白色伞盖的结果呢，这只平常非常野蛮的野象啊，啊，大象啊，他也参加这个仪式，而且很温顺的撑着一只白色伞盖在这个安宫里玛拉尊者的上空啊，就整个市民都感到很惊讶。</w:t>
       </w:r>
     </w:p>
     <w:p>
@@ -11691,7 +11691,7 @@
         <w:rPr>
           <w:b w:val="0"/>
         </w:rPr>
-        <w:t>[00:57:31.660] 就像我们这个做梁房宝忏啊，梁武帝的妃子，他也是这样，跟着梁武帝造善业一辈子，最后死的时候呢，也是投身恶趣啊。当然，这个圣曼这个皇后呢，在地狱里面呢，只待了七天啊，有人说叫拍球地狱啊，毕竟她还是有很大的功德的哈。好，那么在这个。真织部啊，天神品布施经里面啊，解释了这个增强和减弱布施福报的因素啊。</w:t>
+        <w:t>[00:57:31.660] 就像我们这个做梁皇宝忏啊，梁武帝的妃子，他也是这样，跟着梁武帝造善业一辈子，最后死的时候呢，也是投身恶趣啊。当然，这个圣曼这个皇后呢，在地狱里面呢，只待了七天啊，有人说叫拍球地狱啊，毕竟她还是有很大的功德的哈。好，那么在这个。真织部啊，天神品布施经里面啊，解释了这个增强和减弱布施福报的因素啊。</w:t>
       </w:r>
     </w:p>
     <w:p>
@@ -11739,7 +11739,7 @@
         <w:rPr>
           <w:b w:val="0"/>
         </w:rPr>
-        <w:t>[01:00:42.560] 那在书胜译著里面和法句译著里也提到说。这个在今生呢，带来善果报的四个布施原因啊，第一个如法如法获取的布施物，布施的时候啊，具有信心和三种这个这个思源啊，刚才讲的那个欢喜呀啊，这个在布施前欢喜啊，布施的时候欢喜啊，布施是否欢喜啊啊。那受者呢，可以证得最高等的果位就阿罗汉或者阿罗汉啊，那受者呢，如果刚从灭定定里面出定。嗯。就像布罗那尊者当时所做的啊，完全具足这四种因缘的布施，因此呢，他们得以在现世得到极大的福报啊。好，</w:t>
+        <w:t>[01:00:42.560] 那在《殊胜义注》和《法句义注》里也提到说。这个在今生呢，带来善果报的四个布施原因啊，第一个如法如法获取的布施物，布施的时候啊，具有信心和三种这个这个思源啊，刚才讲的那个欢喜呀啊，这个在布施前欢喜啊，布施的时候欢喜啊，布施是否欢喜啊啊。那受者呢，可以证得最高等的果位就阿罗汉或者阿罗汉啊，那受者呢，如果刚从灭定定里面出定。嗯。就像布罗那尊者当时所做的啊，完全具足这四种因缘的布施，因此呢，他们得以在现世得到极大的福报啊。好，</w:t>
       </w:r>
     </w:p>
     <w:p>
@@ -11844,14 +11844,6 @@
           <w:b w:val="0"/>
         </w:rPr>
         <w:t>[01:07:28.260] 好，那么这个。菩萨呢有很多布施的故事哈啊，那这个在经典里面非常多哈，那我们。</w:t>
-      </w:r>
-    </w:p>
-    <w:p>
-      <w:r>
-        <w:rPr>
-          <w:b w:val="0"/>
-        </w:rPr>
-        <w:t>[generated, not original text]</w:t>
       </w:r>
     </w:p>
     <w:p>
